--- a/residency/deliverables/Deliverable 2/Group2_Project_Deliverable2_MSCS532.docx
+++ b/residency/deliverables/Deliverable 2/Group2_Project_Deliverable2_MSCS532.docx
@@ -350,7 +350,7 @@
           <w:i w:val="0"/>
           <w:sz w:val="24"/>
         </w:rPr>
-        <w:t>Deliverable 1 argued that an e-commerce backend is best served by a composition of specialized structures rather than a single container. This phase tests that argument in code. The goal of the proof of concept is deliberately narrow: implement the core operations — insertion, deletion, search, and traversal — of each structure, prove them correct on edge cases, and demonstrate that they cooperate as one system. Full-scale performance work is deferred to Phase 3. The complete source, tests, and demonstration are available in the course repository at https://github.com/xhon-pelushi/residency under the project folder.</w:t>
+        <w:t>Deliverable 1 argued that an e-commerce backend is best served by a composition of specialized structures rather than a single container. This phase tests that argument in code. The goal of the proof of concept is deliberately narrow: implement the core operations — insertion, deletion, search, and traversal — of each structure, prove them correct on edge cases, and demonstrate that they cooperate as one system. Full-scale performance work is deferred to Phase 3. The complete source, tests, and demonstration are available in the course repository at https://github.com/xhon-pelushi/2026-Summer-Algorithms-and-Data-Structures-MSCS-532-M20 under the project folder.</w:t>
       </w:r>
     </w:p>
     <w:p>
